--- a/pr-preview/pr-213/index.docx
+++ b/pr-preview/pr-213/index.docx
@@ -15,7 +15,7 @@
         <w:pStyle w:val="Date"/>
       </w:pPr>
       <w:r>
-        <w:t xml:space="preserve">Last modified: 2026-10-15 23:21:43 (PDT)</w:t>
+        <w:t xml:space="preserve">Last modified: 2026-10-16 00:04:38 (PDT)</w:t>
       </w:r>
     </w:p>
     <w:bookmarkStart w:id="14" w:name="preface"/>

--- a/pr-preview/pr-213/index.docx
+++ b/pr-preview/pr-213/index.docx
@@ -15,10 +15,10 @@
         <w:pStyle w:val="Date"/>
       </w:pPr>
       <w:r>
-        <w:t xml:space="preserve">Last modified: 2026-10-16 00:04:38 (PDT)</w:t>
+        <w:t xml:space="preserve">Last modified: 2026-10-16 00:10:54 (PDT)</w:t>
       </w:r>
     </w:p>
-    <w:bookmarkStart w:id="14" w:name="preface"/>
+    <w:bookmarkStart w:id="15" w:name="preface"/>
     <w:p>
       <w:pPr>
         <w:pStyle w:val="Heading1"/>
@@ -125,7 +125,7 @@
         <w:t xml:space="preserve">as a checklist for revising a draft.</w:t>
       </w:r>
     </w:p>
-    <w:bookmarkStart w:id="13" w:name="acknowledgments"/>
+    <w:bookmarkStart w:id="14" w:name="acknowledgments"/>
     <w:p>
       <w:pPr>
         <w:pStyle w:val="Heading2"/>
@@ -162,7 +162,7 @@
         <w:t xml:space="preserve"> </w:t>
       </w:r>
       <w:r>
-        <w:t xml:space="preserve">whose structure was adapted from the</w:t>
+        <w:t xml:space="preserve">whose structure ultimately derives from the</w:t>
       </w:r>
       <w:r>
         <w:t xml:space="preserve"> </w:t>
@@ -178,9 +178,29 @@
       <w:r>
         <w:t xml:space="preserve">.</w:t>
       </w:r>
+      <w:r>
+        <w:t xml:space="preserve"> </w:t>
+      </w:r>
+      <w:r>
+        <w:t xml:space="preserve">See also the</w:t>
+      </w:r>
+      <w:r>
+        <w:t xml:space="preserve"> </w:t>
+      </w:r>
+      <w:hyperlink r:id="rId13">
+        <w:r>
+          <w:rPr>
+            <w:rStyle w:val="Hyperlink"/>
+          </w:rPr>
+          <w:t xml:space="preserve">UCD-SERG lab manual</w:t>
+        </w:r>
+      </w:hyperlink>
+      <w:r>
+        <w:t xml:space="preserve">.</w:t>
+      </w:r>
     </w:p>
-    <w:bookmarkEnd w:id="13"/>
     <w:bookmarkEnd w:id="14"/>
+    <w:bookmarkEnd w:id="15"/>
     <w:sectPr>
       <w:footnotePr>
         <w:numRestart w:val="eachSect"/>

--- a/pr-preview/pr-213/index.docx
+++ b/pr-preview/pr-213/index.docx
@@ -15,7 +15,7 @@
         <w:pStyle w:val="Date"/>
       </w:pPr>
       <w:r>
-        <w:t xml:space="preserve">Last modified: 2026-10-16 00:10:54 (PDT)</w:t>
+        <w:t xml:space="preserve">Last modified: 2026-10-16 00:21:53 (PDT)</w:t>
       </w:r>
     </w:p>
     <w:bookmarkStart w:id="15" w:name="preface"/>

--- a/pr-preview/pr-213/index.docx
+++ b/pr-preview/pr-213/index.docx
@@ -15,7 +15,7 @@
         <w:pStyle w:val="Date"/>
       </w:pPr>
       <w:r>
-        <w:t xml:space="preserve">Last modified: 2026-10-16 00:21:53 (PDT)</w:t>
+        <w:t xml:space="preserve">Last modified: 2026-10-16 00:27:15 (PDT)</w:t>
       </w:r>
     </w:p>
     <w:bookmarkStart w:id="15" w:name="preface"/>

--- a/pr-preview/pr-213/index.docx
+++ b/pr-preview/pr-213/index.docx
@@ -15,10 +15,10 @@
         <w:pStyle w:val="Date"/>
       </w:pPr>
       <w:r>
-        <w:t xml:space="preserve">Last modified: 2026-10-16 00:27:15 (PDT)</w:t>
+        <w:t xml:space="preserve">Last modified: 2026-10-16 00:38:59 (PDT)</w:t>
       </w:r>
     </w:p>
-    <w:bookmarkStart w:id="15" w:name="preface"/>
+    <w:bookmarkStart w:id="14" w:name="preface"/>
     <w:p>
       <w:pPr>
         <w:pStyle w:val="Heading1"/>
@@ -125,7 +125,7 @@
         <w:t xml:space="preserve">as a checklist for revising a draft.</w:t>
       </w:r>
     </w:p>
-    <w:bookmarkStart w:id="14" w:name="acknowledgments"/>
+    <w:bookmarkStart w:id="13" w:name="acknowledgments"/>
     <w:p>
       <w:pPr>
         <w:pStyle w:val="Heading2"/>
@@ -139,35 +139,12 @@
         <w:pStyle w:val="FirstParagraph"/>
       </w:pPr>
       <w:r>
-        <w:t xml:space="preserve">The site is built from the</w:t>
+        <w:t xml:space="preserve">The site’s structure ultimately derives from the</w:t>
       </w:r>
       <w:r>
         <w:t xml:space="preserve"> </w:t>
       </w:r>
       <w:hyperlink r:id="rId11">
-        <w:r>
-          <w:rPr>
-            <w:rStyle w:val="Hyperlink"/>
-          </w:rPr>
-          <w:t xml:space="preserve">qwt</w:t>
-        </w:r>
-      </w:hyperlink>
-      <w:r>
-        <w:t xml:space="preserve"> </w:t>
-      </w:r>
-      <w:r>
-        <w:t xml:space="preserve">Quarto website template,</w:t>
-      </w:r>
-      <w:r>
-        <w:t xml:space="preserve"> </w:t>
-      </w:r>
-      <w:r>
-        <w:t xml:space="preserve">whose structure ultimately derives from the</w:t>
-      </w:r>
-      <w:r>
-        <w:t xml:space="preserve"> </w:t>
-      </w:r>
-      <w:hyperlink r:id="rId12">
         <w:r>
           <w:rPr>
             <w:rStyle w:val="Hyperlink"/>
@@ -182,12 +159,12 @@
         <w:t xml:space="preserve"> </w:t>
       </w:r>
       <w:r>
-        <w:t xml:space="preserve">See also the</w:t>
+        <w:t xml:space="preserve">For further reading, see the</w:t>
       </w:r>
       <w:r>
         <w:t xml:space="preserve"> </w:t>
       </w:r>
-      <w:hyperlink r:id="rId13">
+      <w:hyperlink r:id="rId12">
         <w:r>
           <w:rPr>
             <w:rStyle w:val="Hyperlink"/>
@@ -199,8 +176,8 @@
         <w:t xml:space="preserve">.</w:t>
       </w:r>
     </w:p>
+    <w:bookmarkEnd w:id="13"/>
     <w:bookmarkEnd w:id="14"/>
-    <w:bookmarkEnd w:id="15"/>
     <w:sectPr>
       <w:footnotePr>
         <w:numRestart w:val="eachSect"/>

--- a/pr-preview/pr-213/index.docx
+++ b/pr-preview/pr-213/index.docx
@@ -15,10 +15,10 @@
         <w:pStyle w:val="Date"/>
       </w:pPr>
       <w:r>
-        <w:t xml:space="preserve">Last modified: 2026-10-16 00:38:59 (PDT)</w:t>
+        <w:t xml:space="preserve">Last modified: 2026-10-16 00:47:33 (PDT)</w:t>
       </w:r>
     </w:p>
-    <w:bookmarkStart w:id="14" w:name="preface"/>
+    <w:bookmarkStart w:id="15" w:name="preface"/>
     <w:p>
       <w:pPr>
         <w:pStyle w:val="Heading1"/>
@@ -125,7 +125,7 @@
         <w:t xml:space="preserve">as a checklist for revising a draft.</w:t>
       </w:r>
     </w:p>
-    <w:bookmarkStart w:id="13" w:name="acknowledgments"/>
+    <w:bookmarkStart w:id="14" w:name="acknowledgments"/>
     <w:p>
       <w:pPr>
         <w:pStyle w:val="Heading2"/>
@@ -173,11 +173,31 @@
         </w:r>
       </w:hyperlink>
       <w:r>
-        <w:t xml:space="preserve">.</w:t>
+        <w:t xml:space="preserve"> </w:t>
+      </w:r>
+      <w:r>
+        <w:t xml:space="preserve">and the</w:t>
+      </w:r>
+      <w:r>
+        <w:t xml:space="preserve"> </w:t>
+      </w:r>
+      <w:hyperlink r:id="rId13">
+        <w:r>
+          <w:rPr>
+            <w:rStyle w:val="Hyperlink"/>
+          </w:rPr>
+          <w:t xml:space="preserve">qwt</w:t>
+        </w:r>
+      </w:hyperlink>
+      <w:r>
+        <w:t xml:space="preserve"> </w:t>
+      </w:r>
+      <w:r>
+        <w:t xml:space="preserve">website template.</w:t>
       </w:r>
     </w:p>
-    <w:bookmarkEnd w:id="13"/>
     <w:bookmarkEnd w:id="14"/>
+    <w:bookmarkEnd w:id="15"/>
     <w:sectPr>
       <w:footnotePr>
         <w:numRestart w:val="eachSect"/>

--- a/pr-preview/pr-213/index.docx
+++ b/pr-preview/pr-213/index.docx
@@ -15,7 +15,7 @@
         <w:pStyle w:val="Date"/>
       </w:pPr>
       <w:r>
-        <w:t xml:space="preserve">Last modified: 2026-10-16 00:47:33 (PDT)</w:t>
+        <w:t xml:space="preserve">Last modified: 2026-10-16 05:05:17 (PDT)</w:t>
       </w:r>
     </w:p>
     <w:bookmarkStart w:id="15" w:name="preface"/>
